--- a/docs/guides/Decision Questions/DBGI Portal Decisions.docx
+++ b/docs/guides/Decision Questions/DBGI Portal Decisions.docx
@@ -128,7 +128,41 @@
         <w:t xml:space="preserve">Part A</w:t>
       </w:r>
       <w:r>
-        <w:t xml:space="preserve">. If an answer there is a surprise, discuss it before continuing.</w:t>
+        <w:t xml:space="preserve">. If an answer there is a surprise, say so before continuing.</w:t>
+      </w:r>
+    </w:p>
+    <w:p>
+      <w:pPr>
+        <w:pStyle w:val="ListParagraph"/>
+        <w:numPr>
+          <w:ilvl w:val="0"/>
+          <w:numId w:val="1"/>
+        </w:numPr>
+      </w:pPr>
+      <w:r>
+        <w:t xml:space="preserve">The same questions, with the same ids, are at the end of the </w:t>
+      </w:r>
+      <w:r>
+        <w:rPr>
+          <w:b/>
+          <w:bCs/>
+        </w:rPr>
+        <w:t xml:space="preserve">Using the DBGI Portal</w:t>
+      </w:r>
+      <w:r>
+        <w:t xml:space="preserve"> slides. Its walkthrough slides show the screens they refer to.</w:t>
+      </w:r>
+    </w:p>
+    <w:p>
+      <w:pPr>
+        <w:pStyle w:val="ListParagraph"/>
+        <w:numPr>
+          <w:ilvl w:val="0"/>
+          <w:numId w:val="1"/>
+        </w:numPr>
+      </w:pPr>
+      <w:r>
+        <w:t xml:space="preserve">Skip anything outside your area, and return the sheet to the person who sent it.</w:t>
       </w:r>
     </w:p>
     <w:p>
@@ -281,7 +315,7 @@
         <w:t xml:space="preserve">Ask: </w:t>
       </w:r>
       <w:r>
-        <w:t xml:space="preserve">"Walk me through what happens today when a partner tells you about a government deal. Where does the portal differ?"</w:t>
+        <w:t xml:space="preserve">What happens today when a partner tells DBGI about a government deal? Where does the portal differ from that?</w:t>
       </w:r>
     </w:p>
     <w:p>
@@ -472,7 +506,7 @@
         <w:t xml:space="preserve">Ask: </w:t>
       </w:r>
       <w:r>
-        <w:t xml:space="preserve">"Can I see the current spreadsheet or emails for a recent deal?" (Without partner names, if sensitive.)</w:t>
+        <w:t xml:space="preserve">What do you use today (spreadsheet, email, chat)? If you can, attach an example from a recent deal, with partner names removed.</w:t>
       </w:r>
     </w:p>
     <w:p>
@@ -1103,7 +1137,7 @@
         <w:t xml:space="preserve">Ask: </w:t>
       </w:r>
       <w:r>
-        <w:t xml:space="preserve">"Would a partner understand these? What do you call them today?"</w:t>
+        <w:t xml:space="preserve">Would a partner understand these labels? What words do you use for them today?</w:t>
       </w:r>
     </w:p>
     <w:p>
@@ -3832,7 +3866,7 @@
         <w:t xml:space="preserve">Ask: </w:t>
       </w:r>
       <w:r>
-        <w:t xml:space="preserve">"What does DBGI check today before honouring a repeat order at the special price?"</w:t>
+        <w:t xml:space="preserve">What does DBGI check today before honouring a repeat order at the special price?</w:t>
       </w:r>
     </w:p>
     <w:p>
@@ -3956,7 +3990,7 @@
         <w:t xml:space="preserve">Means: </w:t>
       </w:r>
       <w:r>
-        <w:t xml:space="preserve">today every active user at the partner company receives the notifications. DBGI staff get none and work from the dashboard.</w:t>
+        <w:t xml:space="preserve">which people receive the portal's email notifications, on the partner side and at DBGI.</w:t>
       </w:r>
     </w:p>
     <w:p>
@@ -3981,6 +4015,9 @@
         </w:rPr>
         <w:t xml:space="preserve">Portal today: </w:t>
       </w:r>
+      <w:r>
+        <w:t xml:space="preserve">every active user at the partner company receives each notification. DBGI staff get no emails and work from the dashboard queues.</w:t>
+      </w:r>
     </w:p>
     <w:p>
       <w:pPr>
@@ -4023,7 +4060,7 @@
         <w:t xml:space="preserve">☐</w:t>
       </w:r>
       <w:r>
-        <w:t xml:space="preserve">  (a) keep it</w:t>
+        <w:t xml:space="preserve">  (a) keep today's rule</w:t>
       </w:r>
     </w:p>
     <w:p>
@@ -4169,6 +4206,9 @@
         </w:rPr>
         <w:t xml:space="preserve">Portal today: </w:t>
       </w:r>
+      <w:r>
+        <w:t xml:space="preserve">the portal is not in production yet. Nothing is deleted automatically, and no backup schedule exists.</w:t>
+      </w:r>
     </w:p>
     <w:p>
       <w:pPr>
@@ -4310,7 +4350,7 @@
         <w:t xml:space="preserve">Means: </w:t>
       </w:r>
       <w:r>
-        <w:t xml:space="preserve">deadlines like "one working day" need a definition. The portal uses Philippine time.</w:t>
+        <w:t xml:space="preserve">deadlines like "one working day" need a definition.</w:t>
       </w:r>
     </w:p>
     <w:p>
@@ -4334,6 +4374,9 @@
           <w:color w:val="12384D"/>
         </w:rPr>
         <w:t xml:space="preserve">Portal today: </w:t>
+      </w:r>
+      <w:r>
+        <w:t xml:space="preserve">the portal uses Philippine time and counts calendar days (for example, a renewal adds 30 calendar days). There are no working-day or holiday rules.</w:t>
       </w:r>
     </w:p>
     <w:p>

--- a/docs/guides/Decision Questions/DBGI Portal Decisions.docx
+++ b/docs/guides/Decision Questions/DBGI Portal Decisions.docx
@@ -50,7 +50,7 @@
         <w:pStyle w:val="Normal"/>
       </w:pPr>
       <w:r>
-        <w:t xml:space="preserve">These answers decide what is built next in the DBGI Project Registration Portal, so it follows how DBGI actually works. Each question explains what it means and what the portal does today.</w:t>
+        <w:t xml:space="preserve">These answers decide what is built next in the DBGI Project Registration Portal, so it follows the process DBGI wants. Each question explains what it means and what the portal does today.</w:t>
       </w:r>
     </w:p>
     <w:p>
@@ -243,7 +243,7 @@
         <w:keepNext/>
       </w:pPr>
       <w:r>
-        <w:t xml:space="preserve">A1. Does the basic flow match how DBGI works?</w:t>
+        <w:t xml:space="preserve">A1. Is this the process DBGI wants?</w:t>
       </w:r>
     </w:p>
     <w:p>
@@ -266,7 +266,7 @@
         <w:t xml:space="preserve">Means: </w:t>
       </w:r>
       <w:r>
-        <w:t xml:space="preserve">a partner registers a deal, DBGI checks it, decides who was first, then approves a special price. Is that really the process?</w:t>
+        <w:t xml:space="preserve">DBGI has no deal registration system yet; the portal will be the first. It follows this process: a partner registers a deal, DBGI checks it, decides who was first, then approves a special price. Is that the process DBGI wants partners to follow?</w:t>
       </w:r>
     </w:p>
     <w:p>
@@ -315,7 +315,7 @@
         <w:t xml:space="preserve">Ask: </w:t>
       </w:r>
       <w:r>
-        <w:t xml:space="preserve">What happens today when a partner tells DBGI about a government deal? Where does the portal differ from that?</w:t>
+        <w:t xml:space="preserve">Is anything in this process wrong or missing for DBGI? What would you change?</w:t>
       </w:r>
     </w:p>
     <w:p>
@@ -434,7 +434,7 @@
         <w:keepNext/>
       </w:pPr>
       <w:r>
-        <w:t xml:space="preserve">A2. How is this done today, without the portal?</w:t>
+        <w:t xml:space="preserve">A2. What about deals partners already told DBGI about?</w:t>
       </w:r>
     </w:p>
     <w:p>
@@ -457,7 +457,7 @@
         <w:t xml:space="preserve">Means: </w:t>
       </w:r>
       <w:r>
-        <w:t xml:space="preserve">spreadsheets, email, Viber, phone? Knowing this tells us what the portal must replace and what people will compare it to.</w:t>
+        <w:t xml:space="preserve">before the portal goes live, partners may already have told DBGI about deals by email, phone, or chat, or been promised a special price. When the portal starts, do those deals keep their place in line?</w:t>
       </w:r>
     </w:p>
     <w:p>
@@ -483,30 +483,7 @@
         <w:t xml:space="preserve">Portal today: </w:t>
       </w:r>
       <w:r>
-        <w:t xml:space="preserve">not recorded anywhere in the project.</w:t>
-      </w:r>
-    </w:p>
-    <w:p>
-      <w:pPr>
-        <w:pStyle w:val="Normal"/>
-        <w:keepNext/>
-        <w:spacing w:after="60"/>
-        <w:rPr>
-          <w:b/>
-          <w:bCs/>
-          <w:color w:val="12384D"/>
-        </w:rPr>
-      </w:pPr>
-      <w:r>
-        <w:rPr>
-          <w:b/>
-          <w:bCs/>
-          <w:color w:val="12384D"/>
-        </w:rPr>
-        <w:t xml:space="preserve">Ask: </w:t>
-      </w:r>
-      <w:r>
-        <w:t xml:space="preserve">What do you use today (spreadsheet, email, chat)? If you can, attach an example from a recent deal, with partner names removed.</w:t>
+        <w:t xml:space="preserve">the portal only knows deals entered into it, and ranks them by the time they were submitted in the portal. An older deal entered after launch counts from its entry time; nobody can enter an earlier date.</w:t>
       </w:r>
     </w:p>
     <w:p>
@@ -526,60 +503,123 @@
           <w:bCs/>
           <w:color w:val="12384D"/>
         </w:rPr>
-        <w:t xml:space="preserve">Answer:</w:t>
-      </w:r>
-    </w:p>
-    <w:p>
-      <w:pPr>
-        <w:pStyle w:val="Normal"/>
-        <w:keepNext/>
-        <w:tabs>
-          <w:tab w:val="right" w:leader="underscore" w:pos="9020"/>
-        </w:tabs>
-        <w:spacing w:before="160" w:after="40"/>
-        <w:rPr>
-          <w:b/>
-          <w:bCs/>
-        </w:rPr>
-      </w:pPr>
-      <w:r>
-        <w:tab/>
-      </w:r>
-    </w:p>
-    <w:p>
-      <w:pPr>
-        <w:pStyle w:val="Normal"/>
-        <w:keepNext/>
-        <w:tabs>
-          <w:tab w:val="right" w:leader="underscore" w:pos="9020"/>
-        </w:tabs>
-        <w:spacing w:before="160" w:after="40"/>
-      </w:pPr>
-      <w:r>
-        <w:tab/>
-      </w:r>
-    </w:p>
-    <w:p>
-      <w:pPr>
-        <w:pStyle w:val="Normal"/>
-        <w:keepNext/>
-        <w:tabs>
-          <w:tab w:val="right" w:leader="underscore" w:pos="9020"/>
-        </w:tabs>
-        <w:spacing w:before="160" w:after="40"/>
-      </w:pPr>
-      <w:r>
-        <w:tab/>
-      </w:r>
-    </w:p>
-    <w:p>
-      <w:pPr>
-        <w:pStyle w:val="Normal"/>
-        <w:keepNext/>
-        <w:tabs>
-          <w:tab w:val="right" w:leader="underscore" w:pos="9020"/>
-        </w:tabs>
-        <w:spacing w:before="160" w:after="40"/>
+        <w:t xml:space="preserve">Decision (tick one):</w:t>
+      </w:r>
+    </w:p>
+    <w:p>
+      <w:pPr>
+        <w:pStyle w:val="Normal"/>
+        <w:keepNext/>
+        <w:spacing w:after="80"/>
+        <w:ind w:leftChars="0" w:left="600" w:firstLineChars="0" w:hanging="360"/>
+        <w:rPr>
+          <w:b/>
+          <w:bCs/>
+          <w:sz w:val="26"/>
+          <w:szCs w:val="26"/>
+        </w:rPr>
+      </w:pPr>
+      <w:r>
+        <w:rPr>
+          <w:sz w:val="26"/>
+          <w:szCs w:val="26"/>
+        </w:rPr>
+        <w:t xml:space="preserve">☐</w:t>
+      </w:r>
+      <w:r>
+        <w:t xml:space="preserve">  (a) start fresh: only deals submitted in the portal count, and partners are told the launch date in advance</w:t>
+      </w:r>
+    </w:p>
+    <w:p>
+      <w:pPr>
+        <w:pStyle w:val="Normal"/>
+        <w:keepNext/>
+        <w:spacing w:after="80"/>
+        <w:ind w:leftChars="0" w:left="600" w:firstLineChars="0" w:hanging="360"/>
+        <w:rPr>
+          <w:sz w:val="26"/>
+          <w:szCs w:val="26"/>
+        </w:rPr>
+      </w:pPr>
+      <w:r>
+        <w:rPr>
+          <w:sz w:val="26"/>
+          <w:szCs w:val="26"/>
+        </w:rPr>
+        <w:t xml:space="preserve">☐</w:t>
+      </w:r>
+      <w:r>
+        <w:t xml:space="preserve">  (b) DBGI enters known deals at launch, with proof of the earlier date, and ranks them first</w:t>
+      </w:r>
+    </w:p>
+    <w:p>
+      <w:pPr>
+        <w:pStyle w:val="Normal"/>
+        <w:keepNext/>
+        <w:spacing w:after="80"/>
+        <w:ind w:leftChars="0" w:left="600" w:firstLineChars="0" w:hanging="360"/>
+        <w:rPr>
+          <w:sz w:val="26"/>
+          <w:szCs w:val="26"/>
+        </w:rPr>
+      </w:pPr>
+      <w:r>
+        <w:rPr>
+          <w:sz w:val="26"/>
+          <w:szCs w:val="26"/>
+        </w:rPr>
+        <w:t xml:space="preserve">☐</w:t>
+      </w:r>
+      <w:r>
+        <w:t xml:space="preserve">  (c) partners get a short window (for example two weeks) to register existing deals, which DBGI reviews case by case</w:t>
+      </w:r>
+    </w:p>
+    <w:p>
+      <w:pPr>
+        <w:pStyle w:val="Normal"/>
+        <w:keepNext/>
+        <w:spacing w:after="80"/>
+        <w:ind w:leftChars="0" w:left="600" w:firstLineChars="0" w:hanging="360"/>
+        <w:rPr>
+          <w:sz w:val="26"/>
+          <w:szCs w:val="26"/>
+        </w:rPr>
+      </w:pPr>
+      <w:r>
+        <w:rPr>
+          <w:sz w:val="26"/>
+          <w:szCs w:val="26"/>
+        </w:rPr>
+        <w:t xml:space="preserve">☐</w:t>
+      </w:r>
+      <w:r>
+        <w:t xml:space="preserve">  Keep what the portal does today</w:t>
+      </w:r>
+    </w:p>
+    <w:p>
+      <w:pPr>
+        <w:pStyle w:val="Normal"/>
+        <w:keepNext/>
+        <w:tabs>
+          <w:tab w:val="right" w:leader="underscore" w:pos="9020"/>
+        </w:tabs>
+        <w:spacing w:before="160" w:after="40"/>
+        <w:ind w:leftChars="0" w:left="240"/>
+      </w:pPr>
+      <w:r>
+        <w:t xml:space="preserve">Other or notes: </w:t>
+        <w:tab/>
+      </w:r>
+    </w:p>
+    <w:p>
+      <w:pPr>
+        <w:pStyle w:val="Normal"/>
+        <w:keepNext/>
+        <w:tabs>
+          <w:tab w:val="right" w:leader="underscore" w:pos="9020"/>
+        </w:tabs>
+        <w:spacing w:before="160" w:after="40"/>
+        <w:ind w:leftChars="0" w:left="240"/>
       </w:pPr>
       <w:r>
         <w:tab/>
@@ -616,7 +656,7 @@
           <w:sz w:val="18"/>
           <w:szCs w:val="18"/>
         </w:rPr>
-        <w:t xml:space="preserve">Unblocks: importing existing deals, matching familiar terms and columns.</w:t>
+        <w:t xml:space="preserve">Unblocks: the launch plan, and whether the portal needs a way to enter older deals with their original date.</w:t>
       </w:r>
     </w:p>
     <w:p>
@@ -1137,7 +1177,7 @@
         <w:t xml:space="preserve">Ask: </w:t>
       </w:r>
       <w:r>
-        <w:t xml:space="preserve">Would a partner understand these labels? What words do you use for them today?</w:t>
+        <w:t xml:space="preserve">Would a partner understand these labels? Which words would partners and DBGI staff expect instead?</w:t>
       </w:r>
     </w:p>
     <w:p>
@@ -3866,7 +3906,7 @@
         <w:t xml:space="preserve">Ask: </w:t>
       </w:r>
       <w:r>
-        <w:t xml:space="preserve">What does DBGI check today before honouring a repeat order at the special price?</w:t>
+        <w:t xml:space="preserve">What should DBGI check before honouring a repeat order at the special price (for example a purchase order, the same end-user, the same product)?</w:t>
       </w:r>
     </w:p>
     <w:p>

--- a/docs/guides/Decision Questions/DBGI Portal Decisions.docx
+++ b/docs/guides/Decision Questions/DBGI Portal Decisions.docx
@@ -234,7 +234,7 @@
         <w:pStyle w:val="Normal"/>
       </w:pPr>
       <w:r>
-        <w:t xml:space="preserve">These check the foundation. A wrong answer here matters more than any detail below.</w:t>
+        <w:t xml:space="preserve">These check the foundation. A wrong answer here matters more than any detail below. Already known: the deal registration program and the product are both new. There are no existing deals, partner claims, or promised prices to bring in, so everything starts in the portal.</w:t>
       </w:r>
     </w:p>
     <w:p>
@@ -434,7 +434,7 @@
         <w:keepNext/>
       </w:pPr>
       <w:r>
-        <w:t xml:space="preserve">A2. What about deals partners already told DBGI about?</w:t>
+        <w:t xml:space="preserve">A2. Who will actually use it first?</w:t>
       </w:r>
     </w:p>
     <w:p>
@@ -457,7 +457,7 @@
         <w:t xml:space="preserve">Means: </w:t>
       </w:r>
       <w:r>
-        <w:t xml:space="preserve">before the portal goes live, partners may already have told DBGI about deals by email, phone, or chat, or been promised a special price. When the portal starts, do those deals keep their place in line?</w:t>
+        <w:t xml:space="preserve">which DBGI staff review registrations, and which partner companies should try it first.</w:t>
       </w:r>
     </w:p>
     <w:p>
@@ -483,7 +483,7 @@
         <w:t xml:space="preserve">Portal today: </w:t>
       </w:r>
       <w:r>
-        <w:t xml:space="preserve">the portal only knows deals entered into it, and ranks them by the time they were submitted in the portal. An older deal entered after launch counts from its entry time; nobody can enter an earlier date.</w:t>
+        <w:t xml:space="preserve">two roles exist: company user (partner staff) and DBGI administrator. All DBGI admins can do everything.</w:t>
       </w:r>
     </w:p>
     <w:p>
@@ -527,7 +527,7 @@
         <w:t xml:space="preserve">☐</w:t>
       </w:r>
       <w:r>
-        <w:t xml:space="preserve">  (a) start fresh: only deals submitted in the portal count, and partners are told the launch date in advance</w:t>
+        <w:t xml:space="preserve">  (a) a small pilot with 2 to 3 trusted partners and one DBGI reviewer</w:t>
       </w:r>
     </w:p>
     <w:p>
@@ -549,29 +549,7 @@
         <w:t xml:space="preserve">☐</w:t>
       </w:r>
       <w:r>
-        <w:t xml:space="preserve">  (b) DBGI enters known deals at launch, with proof of the earlier date, and ranks them first</w:t>
-      </w:r>
-    </w:p>
-    <w:p>
-      <w:pPr>
-        <w:pStyle w:val="Normal"/>
-        <w:keepNext/>
-        <w:spacing w:after="80"/>
-        <w:ind w:leftChars="0" w:left="600" w:firstLineChars="0" w:hanging="360"/>
-        <w:rPr>
-          <w:sz w:val="26"/>
-          <w:szCs w:val="26"/>
-        </w:rPr>
-      </w:pPr>
-      <w:r>
-        <w:rPr>
-          <w:sz w:val="26"/>
-          <w:szCs w:val="26"/>
-        </w:rPr>
-        <w:t xml:space="preserve">☐</w:t>
-      </w:r>
-      <w:r>
-        <w:t xml:space="preserve">  (c) partners get a short window (for example two weeks) to register existing deals, which DBGI reviews case by case</w:t>
+        <w:t xml:space="preserve">  (b) all partners at once</w:t>
       </w:r>
     </w:p>
     <w:p>
@@ -656,7 +634,7 @@
           <w:sz w:val="18"/>
           <w:szCs w:val="18"/>
         </w:rPr>
-        <w:t xml:space="preserve">Unblocks: the launch plan, and whether the portal needs a way to enter older deals with their original date.</w:t>
+        <w:t xml:space="preserve">Unblocks: user accounts, training, and whether DBGI needs separate reviewer and pricing roles.</w:t>
       </w:r>
     </w:p>
     <w:p>
@@ -665,7 +643,7 @@
         <w:keepNext/>
       </w:pPr>
       <w:r>
-        <w:t xml:space="preserve">A3. Who will actually use it first?</w:t>
+        <w:t xml:space="preserve">A3. What must work on day one, and what can wait?</w:t>
       </w:r>
     </w:p>
     <w:p>
@@ -688,7 +666,7 @@
         <w:t xml:space="preserve">Means: </w:t>
       </w:r>
       <w:r>
-        <w:t xml:space="preserve">which DBGI staff review registrations, and which partner companies should try it first.</w:t>
+        <w:t xml:space="preserve">the smallest version DBGI would actually use.</w:t>
       </w:r>
     </w:p>
     <w:p>
@@ -714,7 +692,7 @@
         <w:t xml:space="preserve">Portal today: </w:t>
       </w:r>
       <w:r>
-        <w:t xml:space="preserve">two roles exist: company user (partner staff) and DBGI administrator. All DBGI admins can do everything.</w:t>
+        <w:t xml:space="preserve">registration, review, ranking, and price approval work. Withdrawal, merging deals, price history, and reorders do not exist yet.</w:t>
       </w:r>
     </w:p>
     <w:p>
@@ -758,7 +736,7 @@
         <w:t xml:space="preserve">☐</w:t>
       </w:r>
       <w:r>
-        <w:t xml:space="preserve">  (a) a small pilot with 2 to 3 trusted partners and one DBGI reviewer</w:t>
+        <w:t xml:space="preserve">  (a) launch with today's loop plus withdrawal</w:t>
       </w:r>
     </w:p>
     <w:p>
@@ -780,7 +758,29 @@
         <w:t xml:space="preserve">☐</w:t>
       </w:r>
       <w:r>
-        <w:t xml:space="preserve">  (b) all partners at once</w:t>
+        <w:t xml:space="preserve">  (b) wait for pricing history too</w:t>
+      </w:r>
+    </w:p>
+    <w:p>
+      <w:pPr>
+        <w:pStyle w:val="Normal"/>
+        <w:keepNext/>
+        <w:spacing w:after="80"/>
+        <w:ind w:leftChars="0" w:left="600" w:firstLineChars="0" w:hanging="360"/>
+        <w:rPr>
+          <w:sz w:val="26"/>
+          <w:szCs w:val="26"/>
+        </w:rPr>
+      </w:pPr>
+      <w:r>
+        <w:rPr>
+          <w:sz w:val="26"/>
+          <w:szCs w:val="26"/>
+        </w:rPr>
+        <w:t xml:space="preserve">☐</w:t>
+      </w:r>
+      <w:r>
+        <w:t xml:space="preserve">  (c) wait for reorders as well</w:t>
       </w:r>
     </w:p>
     <w:p>
@@ -865,7 +865,7 @@
           <w:sz w:val="18"/>
           <w:szCs w:val="18"/>
         </w:rPr>
-        <w:t xml:space="preserve">Unblocks: user accounts, training, and whether DBGI needs separate reviewer and pricing roles.</w:t>
+        <w:t xml:space="preserve">Unblocks: the launch date and what is in scope for it.</w:t>
       </w:r>
     </w:p>
     <w:p>
@@ -874,238 +874,7 @@
         <w:keepNext/>
       </w:pPr>
       <w:r>
-        <w:t xml:space="preserve">A4. What must work on day one, and what can wait?</w:t>
-      </w:r>
-    </w:p>
-    <w:p>
-      <w:pPr>
-        <w:pStyle w:val="Normal"/>
-        <w:keepNext/>
-        <w:spacing w:after="60"/>
-        <w:rPr>
-          <w:b/>
-          <w:bCs/>
-          <w:color w:val="12384D"/>
-        </w:rPr>
-      </w:pPr>
-      <w:r>
-        <w:rPr>
-          <w:b/>
-          <w:bCs/>
-          <w:color w:val="12384D"/>
-        </w:rPr>
-        <w:t xml:space="preserve">Means: </w:t>
-      </w:r>
-      <w:r>
-        <w:t xml:space="preserve">the smallest version DBGI would actually use.</w:t>
-      </w:r>
-    </w:p>
-    <w:p>
-      <w:pPr>
-        <w:pStyle w:val="Normal"/>
-        <w:keepNext/>
-        <w:pBdr>
-          <w:left w:val="single" w:sz="24" w:space="4" w:color="1B7FA6"/>
-        </w:pBdr>
-        <w:shd w:val="clear" w:color="auto" w:fill="E4EEF2"/>
-        <w:rPr>
-          <w:b/>
-          <w:bCs/>
-          <w:color w:val="12384D"/>
-        </w:rPr>
-      </w:pPr>
-      <w:r>
-        <w:rPr>
-          <w:b/>
-          <w:bCs/>
-          <w:color w:val="12384D"/>
-        </w:rPr>
-        <w:t xml:space="preserve">Portal today: </w:t>
-      </w:r>
-      <w:r>
-        <w:t xml:space="preserve">registration, review, ranking, and price approval work. Withdrawal, merging deals, price history, and reorders do not exist yet.</w:t>
-      </w:r>
-    </w:p>
-    <w:p>
-      <w:pPr>
-        <w:pStyle w:val="Normal"/>
-        <w:keepNext/>
-        <w:spacing w:before="80" w:after="60"/>
-        <w:rPr>
-          <w:b/>
-          <w:bCs/>
-          <w:color w:val="12384D"/>
-        </w:rPr>
-      </w:pPr>
-      <w:r>
-        <w:rPr>
-          <w:b/>
-          <w:bCs/>
-          <w:color w:val="12384D"/>
-        </w:rPr>
-        <w:t xml:space="preserve">Decision (tick one):</w:t>
-      </w:r>
-    </w:p>
-    <w:p>
-      <w:pPr>
-        <w:pStyle w:val="Normal"/>
-        <w:keepNext/>
-        <w:spacing w:after="80"/>
-        <w:ind w:leftChars="0" w:left="600" w:firstLineChars="0" w:hanging="360"/>
-        <w:rPr>
-          <w:b/>
-          <w:bCs/>
-          <w:sz w:val="26"/>
-          <w:szCs w:val="26"/>
-        </w:rPr>
-      </w:pPr>
-      <w:r>
-        <w:rPr>
-          <w:sz w:val="26"/>
-          <w:szCs w:val="26"/>
-        </w:rPr>
-        <w:t xml:space="preserve">☐</w:t>
-      </w:r>
-      <w:r>
-        <w:t xml:space="preserve">  (a) launch with today's loop plus withdrawal</w:t>
-      </w:r>
-    </w:p>
-    <w:p>
-      <w:pPr>
-        <w:pStyle w:val="Normal"/>
-        <w:keepNext/>
-        <w:spacing w:after="80"/>
-        <w:ind w:leftChars="0" w:left="600" w:firstLineChars="0" w:hanging="360"/>
-        <w:rPr>
-          <w:sz w:val="26"/>
-          <w:szCs w:val="26"/>
-        </w:rPr>
-      </w:pPr>
-      <w:r>
-        <w:rPr>
-          <w:sz w:val="26"/>
-          <w:szCs w:val="26"/>
-        </w:rPr>
-        <w:t xml:space="preserve">☐</w:t>
-      </w:r>
-      <w:r>
-        <w:t xml:space="preserve">  (b) wait for pricing history too</w:t>
-      </w:r>
-    </w:p>
-    <w:p>
-      <w:pPr>
-        <w:pStyle w:val="Normal"/>
-        <w:keepNext/>
-        <w:spacing w:after="80"/>
-        <w:ind w:leftChars="0" w:left="600" w:firstLineChars="0" w:hanging="360"/>
-        <w:rPr>
-          <w:sz w:val="26"/>
-          <w:szCs w:val="26"/>
-        </w:rPr>
-      </w:pPr>
-      <w:r>
-        <w:rPr>
-          <w:sz w:val="26"/>
-          <w:szCs w:val="26"/>
-        </w:rPr>
-        <w:t xml:space="preserve">☐</w:t>
-      </w:r>
-      <w:r>
-        <w:t xml:space="preserve">  (c) wait for reorders as well</w:t>
-      </w:r>
-    </w:p>
-    <w:p>
-      <w:pPr>
-        <w:pStyle w:val="Normal"/>
-        <w:keepNext/>
-        <w:spacing w:after="80"/>
-        <w:ind w:leftChars="0" w:left="600" w:firstLineChars="0" w:hanging="360"/>
-        <w:rPr>
-          <w:sz w:val="26"/>
-          <w:szCs w:val="26"/>
-        </w:rPr>
-      </w:pPr>
-      <w:r>
-        <w:rPr>
-          <w:sz w:val="26"/>
-          <w:szCs w:val="26"/>
-        </w:rPr>
-        <w:t xml:space="preserve">☐</w:t>
-      </w:r>
-      <w:r>
-        <w:t xml:space="preserve">  Keep what the portal does today</w:t>
-      </w:r>
-    </w:p>
-    <w:p>
-      <w:pPr>
-        <w:pStyle w:val="Normal"/>
-        <w:keepNext/>
-        <w:tabs>
-          <w:tab w:val="right" w:leader="underscore" w:pos="9020"/>
-        </w:tabs>
-        <w:spacing w:before="160" w:after="40"/>
-        <w:ind w:leftChars="0" w:left="240"/>
-      </w:pPr>
-      <w:r>
-        <w:t xml:space="preserve">Other or notes: </w:t>
-        <w:tab/>
-      </w:r>
-    </w:p>
-    <w:p>
-      <w:pPr>
-        <w:pStyle w:val="Normal"/>
-        <w:keepNext/>
-        <w:tabs>
-          <w:tab w:val="right" w:leader="underscore" w:pos="9020"/>
-        </w:tabs>
-        <w:spacing w:before="160" w:after="40"/>
-        <w:ind w:leftChars="0" w:left="240"/>
-      </w:pPr>
-      <w:r>
-        <w:tab/>
-      </w:r>
-    </w:p>
-    <w:p>
-      <w:pPr>
-        <w:pStyle w:val="Normal"/>
-        <w:tabs>
-          <w:tab w:val="left" w:leader="underscore" w:pos="4700"/>
-          <w:tab w:val="right" w:leader="underscore" w:pos="9020"/>
-        </w:tabs>
-        <w:spacing w:before="160" w:after="40"/>
-      </w:pPr>
-      <w:r>
-        <w:t xml:space="preserve">Answered by: </w:t>
-        <w:tab/>
-        <w:t xml:space="preserve">  Date (YYYY-MM-DD): </w:t>
-        <w:tab/>
-      </w:r>
-    </w:p>
-    <w:p>
-      <w:pPr>
-        <w:pStyle w:val="Normal"/>
-        <w:rPr>
-          <w:color w:val="5B6B7A"/>
-          <w:sz w:val="18"/>
-          <w:szCs w:val="18"/>
-        </w:rPr>
-      </w:pPr>
-      <w:r>
-        <w:rPr>
-          <w:color w:val="5B6B7A"/>
-          <w:sz w:val="18"/>
-          <w:szCs w:val="18"/>
-        </w:rPr>
-        <w:t xml:space="preserve">Unblocks: the launch date and what is in scope for it.</w:t>
-      </w:r>
-    </w:p>
-    <w:p>
-      <w:pPr>
-        <w:pStyle w:val="Heading2"/>
-        <w:keepNext/>
-      </w:pPr>
-      <w:r>
-        <w:t xml:space="preserve">A5. Do the words make sense to partners?</w:t>
+        <w:t xml:space="preserve">A4. Do the words make sense to partners?</w:t>
       </w:r>
     </w:p>
     <w:p>
